--- a/docs/manuel/chapitre-13-devis-et-proformas.docx
+++ b/docs/manuel/chapitre-13-devis-et-proformas.docx
@@ -322,7 +322,7 @@
                 <w:sz w:val="20"/>
                 <w:szCs w:val="20"/>
               </w:rPr>
-              <w:t xml:space="preserve">2.101.376</w:t>
+              <w:t xml:space="preserve">2.101.377</w:t>
             </w:r>
           </w:p>
         </w:tc>
@@ -368,7 +368,7 @@
                 <w:sz w:val="20"/>
                 <w:szCs w:val="20"/>
               </w:rPr>
-              <w:t xml:space="preserve">29 septembre 2026</w:t>
+              <w:t xml:space="preserve">30 septembre 2026</w:t>
             </w:r>
           </w:p>
         </w:tc>
@@ -12899,7 +12899,7 @@
         <w:sz w:val="14"/>
         <w:szCs w:val="14"/>
       </w:rPr>
-      <w:t xml:space="preserve">Version 2.101.376 de l'application  ·  29 septembre 2026  ·  document interne BMI Togo</w:t>
+      <w:t xml:space="preserve">Version 2.101.377 de l'application  ·  30 septembre 2026  ·  document interne BMI Togo</w:t>
     </w:r>
   </w:p>
 </w:ftr>

--- a/docs/manuel/chapitre-13-devis-et-proformas.docx
+++ b/docs/manuel/chapitre-13-devis-et-proformas.docx
@@ -322,7 +322,7 @@
                 <w:sz w:val="20"/>
                 <w:szCs w:val="20"/>
               </w:rPr>
-              <w:t xml:space="preserve">2.101.377</w:t>
+              <w:t xml:space="preserve">2.101.378</w:t>
             </w:r>
           </w:p>
         </w:tc>
@@ -12899,7 +12899,7 @@
         <w:sz w:val="14"/>
         <w:szCs w:val="14"/>
       </w:rPr>
-      <w:t xml:space="preserve">Version 2.101.377 de l'application  ·  30 septembre 2026  ·  document interne BMI Togo</w:t>
+      <w:t xml:space="preserve">Version 2.101.378 de l'application  ·  30 septembre 2026  ·  document interne BMI Togo</w:t>
     </w:r>
   </w:p>
 </w:ftr>

--- a/docs/manuel/chapitre-13-devis-et-proformas.docx
+++ b/docs/manuel/chapitre-13-devis-et-proformas.docx
@@ -322,7 +322,7 @@
                 <w:sz w:val="20"/>
                 <w:szCs w:val="20"/>
               </w:rPr>
-              <w:t xml:space="preserve">2.101.378</w:t>
+              <w:t xml:space="preserve">2.101.379</w:t>
             </w:r>
           </w:p>
         </w:tc>
@@ -12899,7 +12899,7 @@
         <w:sz w:val="14"/>
         <w:szCs w:val="14"/>
       </w:rPr>
-      <w:t xml:space="preserve">Version 2.101.378 de l'application  ·  30 septembre 2026  ·  document interne BMI Togo</w:t>
+      <w:t xml:space="preserve">Version 2.101.379 de l'application  ·  30 septembre 2026  ·  document interne BMI Togo</w:t>
     </w:r>
   </w:p>
 </w:ftr>

--- a/docs/manuel/chapitre-13-devis-et-proformas.docx
+++ b/docs/manuel/chapitre-13-devis-et-proformas.docx
@@ -322,7 +322,7 @@
                 <w:sz w:val="20"/>
                 <w:szCs w:val="20"/>
               </w:rPr>
-              <w:t xml:space="preserve">2.101.379</w:t>
+              <w:t xml:space="preserve">2.101.380</w:t>
             </w:r>
           </w:p>
         </w:tc>
@@ -12899,7 +12899,7 @@
         <w:sz w:val="14"/>
         <w:szCs w:val="14"/>
       </w:rPr>
-      <w:t xml:space="preserve">Version 2.101.379 de l'application  ·  30 septembre 2026  ·  document interne BMI Togo</w:t>
+      <w:t xml:space="preserve">Version 2.101.380 de l'application  ·  30 septembre 2026  ·  document interne BMI Togo</w:t>
     </w:r>
   </w:p>
 </w:ftr>

--- a/docs/manuel/chapitre-13-devis-et-proformas.docx
+++ b/docs/manuel/chapitre-13-devis-et-proformas.docx
@@ -322,7 +322,7 @@
                 <w:sz w:val="20"/>
                 <w:szCs w:val="20"/>
               </w:rPr>
-              <w:t xml:space="preserve">2.101.380</w:t>
+              <w:t xml:space="preserve">2.101.381</w:t>
             </w:r>
           </w:p>
         </w:tc>
@@ -12899,7 +12899,7 @@
         <w:sz w:val="14"/>
         <w:szCs w:val="14"/>
       </w:rPr>
-      <w:t xml:space="preserve">Version 2.101.380 de l'application  ·  30 septembre 2026  ·  document interne BMI Togo</w:t>
+      <w:t xml:space="preserve">Version 2.101.381 de l'application  ·  30 septembre 2026  ·  document interne BMI Togo</w:t>
     </w:r>
   </w:p>
 </w:ftr>

--- a/docs/manuel/chapitre-13-devis-et-proformas.docx
+++ b/docs/manuel/chapitre-13-devis-et-proformas.docx
@@ -322,7 +322,7 @@
                 <w:sz w:val="20"/>
                 <w:szCs w:val="20"/>
               </w:rPr>
-              <w:t xml:space="preserve">2.101.381</w:t>
+              <w:t xml:space="preserve">2.101.382</w:t>
             </w:r>
           </w:p>
         </w:tc>
@@ -6064,7 +6064,7 @@
                 <w:sz w:val="20"/>
                 <w:szCs w:val="20"/>
               </w:rPr>
-              <w:t xml:space="preserve"> sur l'appareil ; puis une fenêtre dit ce qui va se passer ; </w:t>
+              <w:t xml:space="preserve"> sur l'appareil. Avec un numéro, une question : « Envoyer la proforma … du numéro WhatsApp BMI ? » — </w:t>
             </w:r>
             <w:r>
               <w:rPr>
@@ -6080,7 +6080,39 @@
                 <w:sz w:val="20"/>
                 <w:szCs w:val="20"/>
               </w:rPr>
-              <w:t xml:space="preserve"> ouvre WhatsApp sur le numéro du client avec le détail de l'offre : </w:t>
+              <w:t xml:space="preserve"> et la proforma </w:t>
+            </w:r>
+            <w:r>
+              <w:rPr>
+                <w:b/>
+                <w:bCs/>
+                <w:sz w:val="20"/>
+                <w:szCs w:val="20"/>
+              </w:rPr>
+              <w:t xml:space="preserve">part du numéro BMI</w:t>
+            </w:r>
+            <w:r>
+              <w:rPr>
+                <w:sz w:val="20"/>
+                <w:szCs w:val="20"/>
+              </w:rPr>
+              <w:t xml:space="preserve"> (articles, total, date de fin de l'offre, téléphone de la boutique), sans ouvrir WhatsApp ; la ligne entre dans 📲 WhatsApp. Si le numéro BMI ne peut pas envoyer (formation, modèle pas encore approuvé, réseau), une fenêtre dit pourquoi, puis </w:t>
+            </w:r>
+            <w:r>
+              <w:rPr>
+                <w:b/>
+                <w:bCs/>
+                <w:sz w:val="20"/>
+                <w:szCs w:val="20"/>
+              </w:rPr>
+              <w:t xml:space="preserve">OK</w:t>
+            </w:r>
+            <w:r>
+              <w:rPr>
+                <w:sz w:val="20"/>
+                <w:szCs w:val="20"/>
+              </w:rPr>
+              <w:t xml:space="preserve"> ouvre WhatsApp sur le numéro du client avec le détail : </w:t>
             </w:r>
             <w:r>
               <w:rPr>
@@ -6096,7 +6128,7 @@
                 <w:sz w:val="20"/>
                 <w:szCs w:val="20"/>
               </w:rPr>
-              <w:t xml:space="preserve"> au message. Sans numéro, WhatsApp s'ouvre sans destinataire.</w:t>
+              <w:t xml:space="preserve">. Sans numéro, WhatsApp s'ouvre sans destinataire.</w:t>
             </w:r>
           </w:p>
         </w:tc>
@@ -7365,7 +7397,7 @@
                 <w:sz w:val="19"/>
                 <w:szCs w:val="19"/>
               </w:rPr>
-              <w:t xml:space="preserve">PDF téléchargé, puis WhatsApp ouvert sur le numéro du client avec le détail.</w:t>
+              <w:t xml:space="preserve">PDF téléchargé, puis la proforma part du numéro BMI (après une question) ; sinon WhatsApp s'ouvre sur le numéro du client avec le détail, PDF à joindre.</w:t>
             </w:r>
           </w:p>
         </w:tc>
@@ -8446,7 +8478,7 @@
         <w:t xml:space="preserve">client</w:t>
       </w:r>
       <w:r>
-        <w:t xml:space="preserve"> sont justes avant l'envoi ; le PDF est </w:t>
+        <w:t xml:space="preserve"> sont justes avant l'envoi ; partie du numéro BMI, sa ligne se lit dans 📲 WhatsApp ; ouverte sur l'appareil, le PDF est </w:t>
       </w:r>
       <w:r>
         <w:rPr>
@@ -8456,7 +8488,7 @@
         <w:t xml:space="preserve">joint</w:t>
       </w:r>
       <w:r>
-        <w:t xml:space="preserve"> au message WhatsApp.</w:t>
+        <w:t xml:space="preserve"> au message.</w:t>
       </w:r>
     </w:p>
     <w:p>
@@ -9288,7 +9320,7 @@
                 <w:sz w:val="19"/>
                 <w:szCs w:val="19"/>
               </w:rPr>
-              <w:t xml:space="preserve">Oublier de joindre le PDF à la proforma WhatsApp</w:t>
+              <w:t xml:space="preserve">Oublier de joindre le PDF quand WhatsApp s'ouvre sur l'appareil</w:t>
             </w:r>
           </w:p>
         </w:tc>
@@ -9328,7 +9360,7 @@
                 <w:sz w:val="19"/>
                 <w:szCs w:val="19"/>
               </w:rPr>
-              <w:t xml:space="preserve">Le PDF est déjà téléchargé : le joindre au message avant d'envoyer.</w:t>
+              <w:t xml:space="preserve">Le PDF est déjà téléchargé : le joindre au message avant d'envoyer. (Partie du numéro BMI, la proforma porte ses articles et son total : le PDF s'envoie seulement si le client le demande.)</w:t>
             </w:r>
           </w:p>
         </w:tc>
@@ -10511,7 +10543,7 @@
                 <w:sz w:val="20"/>
                 <w:szCs w:val="20"/>
               </w:rPr>
-              <w:t xml:space="preserve"> : le PDF se télécharge, OK ouvre WhatsApp, joindre le PDF. Rien n'est vendu. La ligne « ⏳ En attente » apparaît dans 🧾 Proformas.</w:t>
+              <w:t xml:space="preserve"> : le PDF se télécharge, on confirme, la proforma part du numéro BMI (sinon WhatsApp s'ouvre : joindre le PDF). Rien n'est vendu. La ligne « ⏳ En attente » apparaît dans 🧾 Proformas.</w:t>
             </w:r>
           </w:p>
         </w:tc>
@@ -12899,7 +12931,7 @@
         <w:sz w:val="14"/>
         <w:szCs w:val="14"/>
       </w:rPr>
-      <w:t xml:space="preserve">Version 2.101.381 de l'application  ·  30 septembre 2026  ·  document interne BMI Togo</w:t>
+      <w:t xml:space="preserve">Version 2.101.382 de l'application  ·  30 septembre 2026  ·  document interne BMI Togo</w:t>
     </w:r>
   </w:p>
 </w:ftr>

--- a/docs/manuel/chapitre-13-devis-et-proformas.docx
+++ b/docs/manuel/chapitre-13-devis-et-proformas.docx
@@ -322,7 +322,7 @@
                 <w:sz w:val="20"/>
                 <w:szCs w:val="20"/>
               </w:rPr>
-              <w:t xml:space="preserve">2.101.382</w:t>
+              <w:t xml:space="preserve">2.101.383</w:t>
             </w:r>
           </w:p>
         </w:tc>
@@ -12931,7 +12931,7 @@
         <w:sz w:val="14"/>
         <w:szCs w:val="14"/>
       </w:rPr>
-      <w:t xml:space="preserve">Version 2.101.382 de l'application  ·  30 septembre 2026  ·  document interne BMI Togo</w:t>
+      <w:t xml:space="preserve">Version 2.101.383 de l'application  ·  30 septembre 2026  ·  document interne BMI Togo</w:t>
     </w:r>
   </w:p>
 </w:ftr>

--- a/docs/manuel/chapitre-13-devis-et-proformas.docx
+++ b/docs/manuel/chapitre-13-devis-et-proformas.docx
@@ -322,7 +322,7 @@
                 <w:sz w:val="20"/>
                 <w:szCs w:val="20"/>
               </w:rPr>
-              <w:t xml:space="preserve">2.101.383</w:t>
+              <w:t xml:space="preserve">2.101.384</w:t>
             </w:r>
           </w:p>
         </w:tc>
@@ -12931,7 +12931,7 @@
         <w:sz w:val="14"/>
         <w:szCs w:val="14"/>
       </w:rPr>
-      <w:t xml:space="preserve">Version 2.101.383 de l'application  ·  30 septembre 2026  ·  document interne BMI Togo</w:t>
+      <w:t xml:space="preserve">Version 2.101.384 de l'application  ·  30 septembre 2026  ·  document interne BMI Togo</w:t>
     </w:r>
   </w:p>
 </w:ftr>

--- a/docs/manuel/chapitre-13-devis-et-proformas.docx
+++ b/docs/manuel/chapitre-13-devis-et-proformas.docx
@@ -322,7 +322,7 @@
                 <w:sz w:val="20"/>
                 <w:szCs w:val="20"/>
               </w:rPr>
-              <w:t xml:space="preserve">2.101.384</w:t>
+              <w:t xml:space="preserve">2.101.385</w:t>
             </w:r>
           </w:p>
         </w:tc>
@@ -6524,6 +6524,22 @@
                 <w:szCs w:val="20"/>
               </w:rPr>
               <w:t xml:space="preserve"> remplit le panier (même prix que la proforma, même client, même remise). </w:t>
+            </w:r>
+            <w:r>
+              <w:rPr>
+                <w:b/>
+                <w:bCs/>
+                <w:sz w:val="20"/>
+                <w:szCs w:val="20"/>
+              </w:rPr>
+              <w:t xml:space="preserve">Une remise de plus de 3 % accordée par l'administrateur sur la proforma passe pour tout vendeur, tant que le panier reste le même.</w:t>
+            </w:r>
+            <w:r>
+              <w:rPr>
+                <w:sz w:val="20"/>
+                <w:szCs w:val="20"/>
+              </w:rPr>
+              <w:t xml:space="preserve"> </w:t>
             </w:r>
             <w:r>
               <w:rPr>
@@ -12931,7 +12947,7 @@
         <w:sz w:val="14"/>
         <w:szCs w:val="14"/>
       </w:rPr>
-      <w:t xml:space="preserve">Version 2.101.384 de l'application  ·  30 septembre 2026  ·  document interne BMI Togo</w:t>
+      <w:t xml:space="preserve">Version 2.101.385 de l'application  ·  30 septembre 2026  ·  document interne BMI Togo</w:t>
     </w:r>
   </w:p>
 </w:ftr>

--- a/docs/manuel/chapitre-13-devis-et-proformas.docx
+++ b/docs/manuel/chapitre-13-devis-et-proformas.docx
@@ -322,7 +322,7 @@
                 <w:sz w:val="20"/>
                 <w:szCs w:val="20"/>
               </w:rPr>
-              <w:t xml:space="preserve">2.101.385</w:t>
+              <w:t xml:space="preserve">2.101.386</w:t>
             </w:r>
           </w:p>
         </w:tc>
@@ -6571,6 +6571,101 @@
         <w:tblW w:type="dxa" w:w="9300"/>
         <w:tblBorders>
           <w:top w:val="none" w:color="FFFFFF" w:sz="0"/>
+          <w:left w:val="single" w:color="15803D" w:sz="28"/>
+          <w:bottom w:val="none" w:color="FFFFFF" w:sz="0"/>
+          <w:right w:val="none" w:color="FFFFFF" w:sz="0"/>
+          <w:insideH w:val="none" w:color="FFFFFF" w:sz="0"/>
+          <w:insideV w:val="none" w:color="FFFFFF" w:sz="0"/>
+        </w:tblBorders>
+      </w:tblPr>
+      <w:tblGrid>
+        <w:gridCol w:w="9300"/>
+      </w:tblGrid>
+      <w:tr>
+        <w:trPr>
+          <w:cantSplit/>
+        </w:trPr>
+        <w:tc>
+          <w:tcPr>
+            <w:tcW w:type="dxa" w:w="9300"/>
+            <w:shd w:fill="DCFCE7" w:color="auto" w:val="clear"/>
+            <w:tcMar>
+              <w:top w:type="dxa" w:w="140"/>
+              <w:left w:type="dxa" w:w="220"/>
+              <w:bottom w:type="dxa" w:w="140"/>
+              <w:right w:type="dxa" w:w="220"/>
+            </w:tcMar>
+          </w:tcPr>
+          <w:p>
+            <w:pPr>
+              <w:spacing w:after="60"/>
+            </w:pPr>
+            <w:r>
+              <w:rPr>
+                <w:b/>
+                <w:bCs/>
+                <w:color w:val="15803D"/>
+                <w:sz w:val="17"/>
+                <w:szCs w:val="17"/>
+              </w:rPr>
+              <w:t xml:space="preserve">📏  RÈGLE DE LA MAISON</w:t>
+            </w:r>
+          </w:p>
+          <w:p>
+            <w:r>
+              <w:rPr>
+                <w:b/>
+                <w:bCs/>
+              </w:rPr>
+              <w:t xml:space="preserve">Une proforma se corrige, elle ne se refait pas</w:t>
+            </w:r>
+            <w:r>
+              <w:t xml:space="preserve"> (✏️ Modifier) : elle garde son numéro, et chaque correction est notée (date, auteur, l'ancienne version gardée). </w:t>
+            </w:r>
+            <w:r>
+              <w:rPr>
+                <w:b/>
+                <w:bCs/>
+              </w:rPr>
+              <w:t xml:space="preserve">Qui</w:t>
+            </w:r>
+            <w:r>
+              <w:t xml:space="preserve"> : celui qui l'a établie et l'administrateur. </w:t>
+            </w:r>
+            <w:r>
+              <w:rPr>
+                <w:b/>
+                <w:bCs/>
+              </w:rPr>
+              <w:t xml:space="preserve">Jamais une proforma déjà encaissée</w:t>
+            </w:r>
+            <w:r>
+              <w:t xml:space="preserve"> : elle est devenue une vente — pour une nouvelle offre, une nouvelle proforma. </w:t>
+            </w:r>
+            <w:r>
+              <w:rPr>
+                <w:b/>
+                <w:bCs/>
+              </w:rPr>
+              <w:t xml:space="preserve">Au-delà de 3 % de remise</w:t>
+            </w:r>
+            <w:r>
+              <w:t xml:space="preserve">, l'administrateur seul (la base le refuse aussi). Un article devenu introuvable dans le stock empêche la modification : il disparaîtrait de l'offre.</w:t>
+            </w:r>
+          </w:p>
+        </w:tc>
+      </w:tr>
+    </w:tbl>
+    <w:p>
+      <w:pPr>
+        <w:spacing w:after="160"/>
+      </w:pPr>
+    </w:p>
+    <w:tbl>
+      <w:tblPr>
+        <w:tblW w:type="dxa" w:w="9300"/>
+        <w:tblBorders>
+          <w:top w:val="none" w:color="FFFFFF" w:sz="0"/>
           <w:left w:val="single" w:color="B45309" w:sz="28"/>
           <w:bottom w:val="none" w:color="FFFFFF" w:sz="0"/>
           <w:right w:val="none" w:color="FFFFFF" w:sz="0"/>
@@ -7598,6 +7693,53 @@
                 <w:szCs w:val="19"/>
               </w:rPr>
               <w:t xml:space="preserve">Remplir le panier depuis une proforma ; l'encaissement reste à faire.</w:t>
+            </w:r>
+          </w:p>
+        </w:tc>
+      </w:tr>
+      <w:tr>
+        <w:trPr>
+          <w:cantSplit/>
+        </w:trPr>
+        <w:tc>
+          <w:tcPr>
+            <w:tcW w:type="dxa" w:w="3300"/>
+            <w:shd w:fill="F8FAFC" w:color="auto" w:val="clear"/>
+            <w:tcMar>
+              <w:top w:type="dxa" w:w="100"/>
+              <w:left w:type="dxa" w:w="140"/>
+              <w:bottom w:type="dxa" w:w="100"/>
+              <w:right w:type="dxa" w:w="140"/>
+            </w:tcMar>
+          </w:tcPr>
+          <w:p>
+            <w:r>
+              <w:rPr>
+                <w:sz w:val="19"/>
+                <w:szCs w:val="19"/>
+              </w:rPr>
+              <w:t xml:space="preserve">✏️ Modifier</w:t>
+            </w:r>
+          </w:p>
+        </w:tc>
+        <w:tc>
+          <w:tcPr>
+            <w:tcW w:type="dxa" w:w="6000"/>
+            <w:shd w:fill="F8FAFC" w:color="auto" w:val="clear"/>
+            <w:tcMar>
+              <w:top w:type="dxa" w:w="100"/>
+              <w:left w:type="dxa" w:w="140"/>
+              <w:bottom w:type="dxa" w:w="100"/>
+              <w:right w:type="dxa" w:w="140"/>
+            </w:tcMar>
+          </w:tcPr>
+          <w:p>
+            <w:r>
+              <w:rPr>
+                <w:sz w:val="19"/>
+                <w:szCs w:val="19"/>
+              </w:rPr>
+              <w:t xml:space="preserve">Corriger une proforma : le panier se remplit, « 💾 Enregistrer la proforma modifiée » la remplace (même numéro, « ✏️ Modifiée le … par … » sur sa ligne). 🧾 et 🖨️ pendant la modification enregistrent aussi avant d'envoyer ou d'imprimer.</w:t>
             </w:r>
           </w:p>
         </w:tc>
@@ -12947,7 +13089,7 @@
         <w:sz w:val="14"/>
         <w:szCs w:val="14"/>
       </w:rPr>
-      <w:t xml:space="preserve">Version 2.101.385 de l'application  ·  30 septembre 2026  ·  document interne BMI Togo</w:t>
+      <w:t xml:space="preserve">Version 2.101.386 de l'application  ·  30 septembre 2026  ·  document interne BMI Togo</w:t>
     </w:r>
   </w:p>
 </w:ftr>

--- a/docs/manuel/chapitre-13-devis-et-proformas.docx
+++ b/docs/manuel/chapitre-13-devis-et-proformas.docx
@@ -322,7 +322,7 @@
                 <w:sz w:val="20"/>
                 <w:szCs w:val="20"/>
               </w:rPr>
-              <w:t xml:space="preserve">2.101.386</w:t>
+              <w:t xml:space="preserve">2.101.387</w:t>
             </w:r>
           </w:p>
         </w:tc>
@@ -13089,7 +13089,7 @@
         <w:sz w:val="14"/>
         <w:szCs w:val="14"/>
       </w:rPr>
-      <w:t xml:space="preserve">Version 2.101.386 de l'application  ·  30 septembre 2026  ·  document interne BMI Togo</w:t>
+      <w:t xml:space="preserve">Version 2.101.387 de l'application  ·  30 septembre 2026  ·  document interne BMI Togo</w:t>
     </w:r>
   </w:p>
 </w:ftr>

--- a/docs/manuel/chapitre-13-devis-et-proformas.docx
+++ b/docs/manuel/chapitre-13-devis-et-proformas.docx
@@ -322,7 +322,7 @@
                 <w:sz w:val="20"/>
                 <w:szCs w:val="20"/>
               </w:rPr>
-              <w:t xml:space="preserve">2.101.387</w:t>
+              <w:t xml:space="preserve">2.101.388</w:t>
             </w:r>
           </w:p>
         </w:tc>
@@ -13089,7 +13089,7 @@
         <w:sz w:val="14"/>
         <w:szCs w:val="14"/>
       </w:rPr>
-      <w:t xml:space="preserve">Version 2.101.387 de l'application  ·  30 septembre 2026  ·  document interne BMI Togo</w:t>
+      <w:t xml:space="preserve">Version 2.101.388 de l'application  ·  30 septembre 2026  ·  document interne BMI Togo</w:t>
     </w:r>
   </w:p>
 </w:ftr>

--- a/docs/manuel/chapitre-13-devis-et-proformas.docx
+++ b/docs/manuel/chapitre-13-devis-et-proformas.docx
@@ -322,7 +322,7 @@
                 <w:sz w:val="20"/>
                 <w:szCs w:val="20"/>
               </w:rPr>
-              <w:t xml:space="preserve">2.101.388</w:t>
+              <w:t xml:space="preserve">2.101.389</w:t>
             </w:r>
           </w:p>
         </w:tc>
@@ -13089,7 +13089,7 @@
         <w:sz w:val="14"/>
         <w:szCs w:val="14"/>
       </w:rPr>
-      <w:t xml:space="preserve">Version 2.101.388 de l'application  ·  30 septembre 2026  ·  document interne BMI Togo</w:t>
+      <w:t xml:space="preserve">Version 2.101.389 de l'application  ·  30 septembre 2026  ·  document interne BMI Togo</w:t>
     </w:r>
   </w:p>
 </w:ftr>

--- a/docs/manuel/chapitre-13-devis-et-proformas.docx
+++ b/docs/manuel/chapitre-13-devis-et-proformas.docx
@@ -322,7 +322,7 @@
                 <w:sz w:val="20"/>
                 <w:szCs w:val="20"/>
               </w:rPr>
-              <w:t xml:space="preserve">2.101.389</w:t>
+              <w:t xml:space="preserve">2.101.390</w:t>
             </w:r>
           </w:p>
         </w:tc>
@@ -13089,7 +13089,7 @@
         <w:sz w:val="14"/>
         <w:szCs w:val="14"/>
       </w:rPr>
-      <w:t xml:space="preserve">Version 2.101.389 de l'application  ·  30 septembre 2026  ·  document interne BMI Togo</w:t>
+      <w:t xml:space="preserve">Version 2.101.390 de l'application  ·  30 septembre 2026  ·  document interne BMI Togo</w:t>
     </w:r>
   </w:p>
 </w:ftr>

--- a/docs/manuel/chapitre-13-devis-et-proformas.docx
+++ b/docs/manuel/chapitre-13-devis-et-proformas.docx
@@ -322,7 +322,7 @@
                 <w:sz w:val="20"/>
                 <w:szCs w:val="20"/>
               </w:rPr>
-              <w:t xml:space="preserve">2.101.390</w:t>
+              <w:t xml:space="preserve">2.101.391</w:t>
             </w:r>
           </w:p>
         </w:tc>
@@ -368,7 +368,7 @@
                 <w:sz w:val="20"/>
                 <w:szCs w:val="20"/>
               </w:rPr>
-              <w:t xml:space="preserve">30 septembre 2026</w:t>
+              <w:t xml:space="preserve">1er octobre 2026</w:t>
             </w:r>
           </w:p>
         </w:tc>
@@ -13089,7 +13089,7 @@
         <w:sz w:val="14"/>
         <w:szCs w:val="14"/>
       </w:rPr>
-      <w:t xml:space="preserve">Version 2.101.390 de l'application  ·  30 septembre 2026  ·  document interne BMI Togo</w:t>
+      <w:t xml:space="preserve">Version 2.101.391 de l'application  ·  1er octobre 2026  ·  document interne BMI Togo</w:t>
     </w:r>
   </w:p>
 </w:ftr>

--- a/docs/manuel/chapitre-13-devis-et-proformas.docx
+++ b/docs/manuel/chapitre-13-devis-et-proformas.docx
@@ -322,7 +322,7 @@
                 <w:sz w:val="20"/>
                 <w:szCs w:val="20"/>
               </w:rPr>
-              <w:t xml:space="preserve">2.101.391</w:t>
+              <w:t xml:space="preserve">2.101.392</w:t>
             </w:r>
           </w:p>
         </w:tc>
@@ -13089,7 +13089,7 @@
         <w:sz w:val="14"/>
         <w:szCs w:val="14"/>
       </w:rPr>
-      <w:t xml:space="preserve">Version 2.101.391 de l'application  ·  1er octobre 2026  ·  document interne BMI Togo</w:t>
+      <w:t xml:space="preserve">Version 2.101.392 de l'application  ·  1er octobre 2026  ·  document interne BMI Togo</w:t>
     </w:r>
   </w:p>
 </w:ftr>

--- a/docs/manuel/chapitre-13-devis-et-proformas.docx
+++ b/docs/manuel/chapitre-13-devis-et-proformas.docx
@@ -322,7 +322,7 @@
                 <w:sz w:val="20"/>
                 <w:szCs w:val="20"/>
               </w:rPr>
-              <w:t xml:space="preserve">2.101.392</w:t>
+              <w:t xml:space="preserve">2.101.393</w:t>
             </w:r>
           </w:p>
         </w:tc>
@@ -13089,7 +13089,7 @@
         <w:sz w:val="14"/>
         <w:szCs w:val="14"/>
       </w:rPr>
-      <w:t xml:space="preserve">Version 2.101.392 de l'application  ·  1er octobre 2026  ·  document interne BMI Togo</w:t>
+      <w:t xml:space="preserve">Version 2.101.393 de l'application  ·  1er octobre 2026  ·  document interne BMI Togo</w:t>
     </w:r>
   </w:p>
 </w:ftr>

--- a/docs/manuel/chapitre-13-devis-et-proformas.docx
+++ b/docs/manuel/chapitre-13-devis-et-proformas.docx
@@ -322,7 +322,7 @@
                 <w:sz w:val="20"/>
                 <w:szCs w:val="20"/>
               </w:rPr>
-              <w:t xml:space="preserve">2.101.393</w:t>
+              <w:t xml:space="preserve">2.101.394</w:t>
             </w:r>
           </w:p>
         </w:tc>
@@ -13089,7 +13089,7 @@
         <w:sz w:val="14"/>
         <w:szCs w:val="14"/>
       </w:rPr>
-      <w:t xml:space="preserve">Version 2.101.393 de l'application  ·  1er octobre 2026  ·  document interne BMI Togo</w:t>
+      <w:t xml:space="preserve">Version 2.101.394 de l'application  ·  1er octobre 2026  ·  document interne BMI Togo</w:t>
     </w:r>
   </w:p>
 </w:ftr>

--- a/docs/manuel/chapitre-13-devis-et-proformas.docx
+++ b/docs/manuel/chapitre-13-devis-et-proformas.docx
@@ -322,7 +322,7 @@
                 <w:sz w:val="20"/>
                 <w:szCs w:val="20"/>
               </w:rPr>
-              <w:t xml:space="preserve">2.101.394</w:t>
+              <w:t xml:space="preserve">2.101.395</w:t>
             </w:r>
           </w:p>
         </w:tc>
@@ -13089,7 +13089,7 @@
         <w:sz w:val="14"/>
         <w:szCs w:val="14"/>
       </w:rPr>
-      <w:t xml:space="preserve">Version 2.101.394 de l'application  ·  1er octobre 2026  ·  document interne BMI Togo</w:t>
+      <w:t xml:space="preserve">Version 2.101.395 de l'application  ·  1er octobre 2026  ·  document interne BMI Togo</w:t>
     </w:r>
   </w:p>
 </w:ftr>

--- a/docs/manuel/chapitre-13-devis-et-proformas.docx
+++ b/docs/manuel/chapitre-13-devis-et-proformas.docx
@@ -322,7 +322,7 @@
                 <w:sz w:val="20"/>
                 <w:szCs w:val="20"/>
               </w:rPr>
-              <w:t xml:space="preserve">2.101.395</w:t>
+              <w:t xml:space="preserve">2.101.396</w:t>
             </w:r>
           </w:p>
         </w:tc>
@@ -13089,7 +13089,7 @@
         <w:sz w:val="14"/>
         <w:szCs w:val="14"/>
       </w:rPr>
-      <w:t xml:space="preserve">Version 2.101.395 de l'application  ·  1er octobre 2026  ·  document interne BMI Togo</w:t>
+      <w:t xml:space="preserve">Version 2.101.396 de l'application  ·  1er octobre 2026  ·  document interne BMI Togo</w:t>
     </w:r>
   </w:p>
 </w:ftr>

--- a/docs/manuel/chapitre-13-devis-et-proformas.docx
+++ b/docs/manuel/chapitre-13-devis-et-proformas.docx
@@ -322,7 +322,7 @@
                 <w:sz w:val="20"/>
                 <w:szCs w:val="20"/>
               </w:rPr>
-              <w:t xml:space="preserve">2.101.396</w:t>
+              <w:t xml:space="preserve">2.101.397</w:t>
             </w:r>
           </w:p>
         </w:tc>
@@ -13089,7 +13089,7 @@
         <w:sz w:val="14"/>
         <w:szCs w:val="14"/>
       </w:rPr>
-      <w:t xml:space="preserve">Version 2.101.396 de l'application  ·  1er octobre 2026  ·  document interne BMI Togo</w:t>
+      <w:t xml:space="preserve">Version 2.101.397 de l'application  ·  1er octobre 2026  ·  document interne BMI Togo</w:t>
     </w:r>
   </w:p>
 </w:ftr>

--- a/docs/manuel/chapitre-13-devis-et-proformas.docx
+++ b/docs/manuel/chapitre-13-devis-et-proformas.docx
@@ -322,7 +322,7 @@
                 <w:sz w:val="20"/>
                 <w:szCs w:val="20"/>
               </w:rPr>
-              <w:t xml:space="preserve">2.101.397</w:t>
+              <w:t xml:space="preserve">2.101.398</w:t>
             </w:r>
           </w:p>
         </w:tc>
@@ -13089,7 +13089,7 @@
         <w:sz w:val="14"/>
         <w:szCs w:val="14"/>
       </w:rPr>
-      <w:t xml:space="preserve">Version 2.101.397 de l'application  ·  1er octobre 2026  ·  document interne BMI Togo</w:t>
+      <w:t xml:space="preserve">Version 2.101.398 de l'application  ·  1er octobre 2026  ·  document interne BMI Togo</w:t>
     </w:r>
   </w:p>
 </w:ftr>

--- a/docs/manuel/chapitre-13-devis-et-proformas.docx
+++ b/docs/manuel/chapitre-13-devis-et-proformas.docx
@@ -322,7 +322,7 @@
                 <w:sz w:val="20"/>
                 <w:szCs w:val="20"/>
               </w:rPr>
-              <w:t xml:space="preserve">2.101.398</w:t>
+              <w:t xml:space="preserve">2.101.399</w:t>
             </w:r>
           </w:p>
         </w:tc>
@@ -13089,7 +13089,7 @@
         <w:sz w:val="14"/>
         <w:szCs w:val="14"/>
       </w:rPr>
-      <w:t xml:space="preserve">Version 2.101.398 de l'application  ·  1er octobre 2026  ·  document interne BMI Togo</w:t>
+      <w:t xml:space="preserve">Version 2.101.399 de l'application  ·  1er octobre 2026  ·  document interne BMI Togo</w:t>
     </w:r>
   </w:p>
 </w:ftr>

--- a/docs/manuel/chapitre-13-devis-et-proformas.docx
+++ b/docs/manuel/chapitre-13-devis-et-proformas.docx
@@ -322,7 +322,7 @@
                 <w:sz w:val="20"/>
                 <w:szCs w:val="20"/>
               </w:rPr>
-              <w:t xml:space="preserve">2.101.399</w:t>
+              <w:t xml:space="preserve">2.101.400</w:t>
             </w:r>
           </w:p>
         </w:tc>
@@ -13089,7 +13089,7 @@
         <w:sz w:val="14"/>
         <w:szCs w:val="14"/>
       </w:rPr>
-      <w:t xml:space="preserve">Version 2.101.399 de l'application  ·  1er octobre 2026  ·  document interne BMI Togo</w:t>
+      <w:t xml:space="preserve">Version 2.101.400 de l'application  ·  1er octobre 2026  ·  document interne BMI Togo</w:t>
     </w:r>
   </w:p>
 </w:ftr>

--- a/docs/manuel/chapitre-13-devis-et-proformas.docx
+++ b/docs/manuel/chapitre-13-devis-et-proformas.docx
@@ -322,7 +322,7 @@
                 <w:sz w:val="20"/>
                 <w:szCs w:val="20"/>
               </w:rPr>
-              <w:t xml:space="preserve">2.101.400</w:t>
+              <w:t xml:space="preserve">2.101.401</w:t>
             </w:r>
           </w:p>
         </w:tc>
@@ -13089,7 +13089,7 @@
         <w:sz w:val="14"/>
         <w:szCs w:val="14"/>
       </w:rPr>
-      <w:t xml:space="preserve">Version 2.101.400 de l'application  ·  1er octobre 2026  ·  document interne BMI Togo</w:t>
+      <w:t xml:space="preserve">Version 2.101.401 de l'application  ·  1er octobre 2026  ·  document interne BMI Togo</w:t>
     </w:r>
   </w:p>
 </w:ftr>

--- a/docs/manuel/chapitre-13-devis-et-proformas.docx
+++ b/docs/manuel/chapitre-13-devis-et-proformas.docx
@@ -322,7 +322,7 @@
                 <w:sz w:val="20"/>
                 <w:szCs w:val="20"/>
               </w:rPr>
-              <w:t xml:space="preserve">2.101.401</w:t>
+              <w:t xml:space="preserve">2.101.402</w:t>
             </w:r>
           </w:p>
         </w:tc>
@@ -13089,7 +13089,7 @@
         <w:sz w:val="14"/>
         <w:szCs w:val="14"/>
       </w:rPr>
-      <w:t xml:space="preserve">Version 2.101.401 de l'application  ·  1er octobre 2026  ·  document interne BMI Togo</w:t>
+      <w:t xml:space="preserve">Version 2.101.402 de l'application  ·  1er octobre 2026  ·  document interne BMI Togo</w:t>
     </w:r>
   </w:p>
 </w:ftr>

--- a/docs/manuel/chapitre-13-devis-et-proformas.docx
+++ b/docs/manuel/chapitre-13-devis-et-proformas.docx
@@ -322,7 +322,7 @@
                 <w:sz w:val="20"/>
                 <w:szCs w:val="20"/>
               </w:rPr>
-              <w:t xml:space="preserve">2.101.402</w:t>
+              <w:t xml:space="preserve">2.101.403</w:t>
             </w:r>
           </w:p>
         </w:tc>
@@ -13089,7 +13089,7 @@
         <w:sz w:val="14"/>
         <w:szCs w:val="14"/>
       </w:rPr>
-      <w:t xml:space="preserve">Version 2.101.402 de l'application  ·  1er octobre 2026  ·  document interne BMI Togo</w:t>
+      <w:t xml:space="preserve">Version 2.101.403 de l'application  ·  1er octobre 2026  ·  document interne BMI Togo</w:t>
     </w:r>
   </w:p>
 </w:ftr>

--- a/docs/manuel/chapitre-13-devis-et-proformas.docx
+++ b/docs/manuel/chapitre-13-devis-et-proformas.docx
@@ -322,7 +322,7 @@
                 <w:sz w:val="20"/>
                 <w:szCs w:val="20"/>
               </w:rPr>
-              <w:t xml:space="preserve">2.101.403</w:t>
+              <w:t xml:space="preserve">2.101.404</w:t>
             </w:r>
           </w:p>
         </w:tc>
@@ -13089,7 +13089,7 @@
         <w:sz w:val="14"/>
         <w:szCs w:val="14"/>
       </w:rPr>
-      <w:t xml:space="preserve">Version 2.101.403 de l'application  ·  1er octobre 2026  ·  document interne BMI Togo</w:t>
+      <w:t xml:space="preserve">Version 2.101.404 de l'application  ·  1er octobre 2026  ·  document interne BMI Togo</w:t>
     </w:r>
   </w:p>
 </w:ftr>

--- a/docs/manuel/chapitre-13-devis-et-proformas.docx
+++ b/docs/manuel/chapitre-13-devis-et-proformas.docx
@@ -322,7 +322,7 @@
                 <w:sz w:val="20"/>
                 <w:szCs w:val="20"/>
               </w:rPr>
-              <w:t xml:space="preserve">2.101.404</w:t>
+              <w:t xml:space="preserve">2.101.406</w:t>
             </w:r>
           </w:p>
         </w:tc>
@@ -13089,7 +13089,7 @@
         <w:sz w:val="14"/>
         <w:szCs w:val="14"/>
       </w:rPr>
-      <w:t xml:space="preserve">Version 2.101.404 de l'application  ·  1er octobre 2026  ·  document interne BMI Togo</w:t>
+      <w:t xml:space="preserve">Version 2.101.406 de l'application  ·  1er octobre 2026  ·  document interne BMI Togo</w:t>
     </w:r>
   </w:p>
 </w:ftr>

--- a/docs/manuel/chapitre-13-devis-et-proformas.docx
+++ b/docs/manuel/chapitre-13-devis-et-proformas.docx
@@ -322,7 +322,7 @@
                 <w:sz w:val="20"/>
                 <w:szCs w:val="20"/>
               </w:rPr>
-              <w:t xml:space="preserve">2.101.406</w:t>
+              <w:t xml:space="preserve">2.101.407</w:t>
             </w:r>
           </w:p>
         </w:tc>
@@ -13089,7 +13089,7 @@
         <w:sz w:val="14"/>
         <w:szCs w:val="14"/>
       </w:rPr>
-      <w:t xml:space="preserve">Version 2.101.406 de l'application  ·  1er octobre 2026  ·  document interne BMI Togo</w:t>
+      <w:t xml:space="preserve">Version 2.101.407 de l'application  ·  1er octobre 2026  ·  document interne BMI Togo</w:t>
     </w:r>
   </w:p>
 </w:ftr>

--- a/docs/manuel/chapitre-13-devis-et-proformas.docx
+++ b/docs/manuel/chapitre-13-devis-et-proformas.docx
@@ -322,7 +322,7 @@
                 <w:sz w:val="20"/>
                 <w:szCs w:val="20"/>
               </w:rPr>
-              <w:t xml:space="preserve">2.101.407</w:t>
+              <w:t xml:space="preserve">2.101.408</w:t>
             </w:r>
           </w:p>
         </w:tc>
@@ -13089,7 +13089,7 @@
         <w:sz w:val="14"/>
         <w:szCs w:val="14"/>
       </w:rPr>
-      <w:t xml:space="preserve">Version 2.101.407 de l'application  ·  1er octobre 2026  ·  document interne BMI Togo</w:t>
+      <w:t xml:space="preserve">Version 2.101.408 de l'application  ·  1er octobre 2026  ·  document interne BMI Togo</w:t>
     </w:r>
   </w:p>
 </w:ftr>

--- a/docs/manuel/chapitre-13-devis-et-proformas.docx
+++ b/docs/manuel/chapitre-13-devis-et-proformas.docx
@@ -322,7 +322,7 @@
                 <w:sz w:val="20"/>
                 <w:szCs w:val="20"/>
               </w:rPr>
-              <w:t xml:space="preserve">2.101.408</w:t>
+              <w:t xml:space="preserve">2.101.409</w:t>
             </w:r>
           </w:p>
         </w:tc>
@@ -13089,7 +13089,7 @@
         <w:sz w:val="14"/>
         <w:szCs w:val="14"/>
       </w:rPr>
-      <w:t xml:space="preserve">Version 2.101.408 de l'application  ·  1er octobre 2026  ·  document interne BMI Togo</w:t>
+      <w:t xml:space="preserve">Version 2.101.409 de l'application  ·  1er octobre 2026  ·  document interne BMI Togo</w:t>
     </w:r>
   </w:p>
 </w:ftr>

--- a/docs/manuel/chapitre-13-devis-et-proformas.docx
+++ b/docs/manuel/chapitre-13-devis-et-proformas.docx
@@ -322,7 +322,7 @@
                 <w:sz w:val="20"/>
                 <w:szCs w:val="20"/>
               </w:rPr>
-              <w:t xml:space="preserve">2.101.409</w:t>
+              <w:t xml:space="preserve">2.101.410</w:t>
             </w:r>
           </w:p>
         </w:tc>
@@ -13089,7 +13089,7 @@
         <w:sz w:val="14"/>
         <w:szCs w:val="14"/>
       </w:rPr>
-      <w:t xml:space="preserve">Version 2.101.409 de l'application  ·  1er octobre 2026  ·  document interne BMI Togo</w:t>
+      <w:t xml:space="preserve">Version 2.101.410 de l'application  ·  1er octobre 2026  ·  document interne BMI Togo</w:t>
     </w:r>
   </w:p>
 </w:ftr>

--- a/docs/manuel/chapitre-13-devis-et-proformas.docx
+++ b/docs/manuel/chapitre-13-devis-et-proformas.docx
@@ -322,7 +322,7 @@
                 <w:sz w:val="20"/>
                 <w:szCs w:val="20"/>
               </w:rPr>
-              <w:t xml:space="preserve">2.101.410</w:t>
+              <w:t xml:space="preserve">2.101.411</w:t>
             </w:r>
           </w:p>
         </w:tc>
@@ -13089,7 +13089,7 @@
         <w:sz w:val="14"/>
         <w:szCs w:val="14"/>
       </w:rPr>
-      <w:t xml:space="preserve">Version 2.101.410 de l'application  ·  1er octobre 2026  ·  document interne BMI Togo</w:t>
+      <w:t xml:space="preserve">Version 2.101.411 de l'application  ·  1er octobre 2026  ·  document interne BMI Togo</w:t>
     </w:r>
   </w:p>
 </w:ftr>

--- a/docs/manuel/chapitre-13-devis-et-proformas.docx
+++ b/docs/manuel/chapitre-13-devis-et-proformas.docx
@@ -322,7 +322,7 @@
                 <w:sz w:val="20"/>
                 <w:szCs w:val="20"/>
               </w:rPr>
-              <w:t xml:space="preserve">2.101.411</w:t>
+              <w:t xml:space="preserve">2.101.412</w:t>
             </w:r>
           </w:p>
         </w:tc>
@@ -13089,7 +13089,7 @@
         <w:sz w:val="14"/>
         <w:szCs w:val="14"/>
       </w:rPr>
-      <w:t xml:space="preserve">Version 2.101.411 de l'application  ·  1er octobre 2026  ·  document interne BMI Togo</w:t>
+      <w:t xml:space="preserve">Version 2.101.412 de l'application  ·  1er octobre 2026  ·  document interne BMI Togo</w:t>
     </w:r>
   </w:p>
 </w:ftr>

--- a/docs/manuel/chapitre-13-devis-et-proformas.docx
+++ b/docs/manuel/chapitre-13-devis-et-proformas.docx
@@ -322,7 +322,7 @@
                 <w:sz w:val="20"/>
                 <w:szCs w:val="20"/>
               </w:rPr>
-              <w:t xml:space="preserve">2.101.412</w:t>
+              <w:t xml:space="preserve">2.101.413</w:t>
             </w:r>
           </w:p>
         </w:tc>
@@ -13089,7 +13089,7 @@
         <w:sz w:val="14"/>
         <w:szCs w:val="14"/>
       </w:rPr>
-      <w:t xml:space="preserve">Version 2.101.412 de l'application  ·  1er octobre 2026  ·  document interne BMI Togo</w:t>
+      <w:t xml:space="preserve">Version 2.101.413 de l'application  ·  1er octobre 2026  ·  document interne BMI Togo</w:t>
     </w:r>
   </w:p>
 </w:ftr>

--- a/docs/manuel/chapitre-13-devis-et-proformas.docx
+++ b/docs/manuel/chapitre-13-devis-et-proformas.docx
@@ -322,7 +322,7 @@
                 <w:sz w:val="20"/>
                 <w:szCs w:val="20"/>
               </w:rPr>
-              <w:t xml:space="preserve">2.101.413</w:t>
+              <w:t xml:space="preserve">2.101.414</w:t>
             </w:r>
           </w:p>
         </w:tc>
@@ -13089,7 +13089,7 @@
         <w:sz w:val="14"/>
         <w:szCs w:val="14"/>
       </w:rPr>
-      <w:t xml:space="preserve">Version 2.101.413 de l'application  ·  1er octobre 2026  ·  document interne BMI Togo</w:t>
+      <w:t xml:space="preserve">Version 2.101.414 de l'application  ·  1er octobre 2026  ·  document interne BMI Togo</w:t>
     </w:r>
   </w:p>
 </w:ftr>

--- a/docs/manuel/chapitre-13-devis-et-proformas.docx
+++ b/docs/manuel/chapitre-13-devis-et-proformas.docx
@@ -322,7 +322,7 @@
                 <w:sz w:val="20"/>
                 <w:szCs w:val="20"/>
               </w:rPr>
-              <w:t xml:space="preserve">2.101.414</w:t>
+              <w:t xml:space="preserve">2.101.415</w:t>
             </w:r>
           </w:p>
         </w:tc>
@@ -13089,7 +13089,7 @@
         <w:sz w:val="14"/>
         <w:szCs w:val="14"/>
       </w:rPr>
-      <w:t xml:space="preserve">Version 2.101.414 de l'application  ·  1er octobre 2026  ·  document interne BMI Togo</w:t>
+      <w:t xml:space="preserve">Version 2.101.415 de l'application  ·  1er octobre 2026  ·  document interne BMI Togo</w:t>
     </w:r>
   </w:p>
 </w:ftr>

--- a/docs/manuel/chapitre-13-devis-et-proformas.docx
+++ b/docs/manuel/chapitre-13-devis-et-proformas.docx
@@ -322,7 +322,7 @@
                 <w:sz w:val="20"/>
                 <w:szCs w:val="20"/>
               </w:rPr>
-              <w:t xml:space="preserve">2.101.415</w:t>
+              <w:t xml:space="preserve">2.101.416</w:t>
             </w:r>
           </w:p>
         </w:tc>
@@ -13089,7 +13089,7 @@
         <w:sz w:val="14"/>
         <w:szCs w:val="14"/>
       </w:rPr>
-      <w:t xml:space="preserve">Version 2.101.415 de l'application  ·  1er octobre 2026  ·  document interne BMI Togo</w:t>
+      <w:t xml:space="preserve">Version 2.101.416 de l'application  ·  1er octobre 2026  ·  document interne BMI Togo</w:t>
     </w:r>
   </w:p>
 </w:ftr>

--- a/docs/manuel/chapitre-13-devis-et-proformas.docx
+++ b/docs/manuel/chapitre-13-devis-et-proformas.docx
@@ -322,7 +322,7 @@
                 <w:sz w:val="20"/>
                 <w:szCs w:val="20"/>
               </w:rPr>
-              <w:t xml:space="preserve">2.101.416</w:t>
+              <w:t xml:space="preserve">2.101.417</w:t>
             </w:r>
           </w:p>
         </w:tc>
@@ -13089,7 +13089,7 @@
         <w:sz w:val="14"/>
         <w:szCs w:val="14"/>
       </w:rPr>
-      <w:t xml:space="preserve">Version 2.101.416 de l'application  ·  1er octobre 2026  ·  document interne BMI Togo</w:t>
+      <w:t xml:space="preserve">Version 2.101.417 de l'application  ·  1er octobre 2026  ·  document interne BMI Togo</w:t>
     </w:r>
   </w:p>
 </w:ftr>

--- a/docs/manuel/chapitre-13-devis-et-proformas.docx
+++ b/docs/manuel/chapitre-13-devis-et-proformas.docx
@@ -322,7 +322,7 @@
                 <w:sz w:val="20"/>
                 <w:szCs w:val="20"/>
               </w:rPr>
-              <w:t xml:space="preserve">2.101.417</w:t>
+              <w:t xml:space="preserve">2.101.418</w:t>
             </w:r>
           </w:p>
         </w:tc>
@@ -13089,7 +13089,7 @@
         <w:sz w:val="14"/>
         <w:szCs w:val="14"/>
       </w:rPr>
-      <w:t xml:space="preserve">Version 2.101.417 de l'application  ·  1er octobre 2026  ·  document interne BMI Togo</w:t>
+      <w:t xml:space="preserve">Version 2.101.418 de l'application  ·  1er octobre 2026  ·  document interne BMI Togo</w:t>
     </w:r>
   </w:p>
 </w:ftr>

--- a/docs/manuel/chapitre-13-devis-et-proformas.docx
+++ b/docs/manuel/chapitre-13-devis-et-proformas.docx
@@ -322,7 +322,7 @@
                 <w:sz w:val="20"/>
                 <w:szCs w:val="20"/>
               </w:rPr>
-              <w:t xml:space="preserve">2.101.418</w:t>
+              <w:t xml:space="preserve">2.101.419</w:t>
             </w:r>
           </w:p>
         </w:tc>
@@ -13089,7 +13089,7 @@
         <w:sz w:val="14"/>
         <w:szCs w:val="14"/>
       </w:rPr>
-      <w:t xml:space="preserve">Version 2.101.418 de l'application  ·  1er octobre 2026  ·  document interne BMI Togo</w:t>
+      <w:t xml:space="preserve">Version 2.101.419 de l'application  ·  1er octobre 2026  ·  document interne BMI Togo</w:t>
     </w:r>
   </w:p>
 </w:ftr>

--- a/docs/manuel/chapitre-13-devis-et-proformas.docx
+++ b/docs/manuel/chapitre-13-devis-et-proformas.docx
@@ -322,7 +322,7 @@
                 <w:sz w:val="20"/>
                 <w:szCs w:val="20"/>
               </w:rPr>
-              <w:t xml:space="preserve">2.101.419</w:t>
+              <w:t xml:space="preserve">2.101.420</w:t>
             </w:r>
           </w:p>
         </w:tc>
@@ -13089,7 +13089,7 @@
         <w:sz w:val="14"/>
         <w:szCs w:val="14"/>
       </w:rPr>
-      <w:t xml:space="preserve">Version 2.101.419 de l'application  ·  1er octobre 2026  ·  document interne BMI Togo</w:t>
+      <w:t xml:space="preserve">Version 2.101.420 de l'application  ·  1er octobre 2026  ·  document interne BMI Togo</w:t>
     </w:r>
   </w:p>
 </w:ftr>

--- a/docs/manuel/chapitre-13-devis-et-proformas.docx
+++ b/docs/manuel/chapitre-13-devis-et-proformas.docx
@@ -322,7 +322,7 @@
                 <w:sz w:val="20"/>
                 <w:szCs w:val="20"/>
               </w:rPr>
-              <w:t xml:space="preserve">2.101.420</w:t>
+              <w:t xml:space="preserve">2.101.421</w:t>
             </w:r>
           </w:p>
         </w:tc>
@@ -13089,7 +13089,7 @@
         <w:sz w:val="14"/>
         <w:szCs w:val="14"/>
       </w:rPr>
-      <w:t xml:space="preserve">Version 2.101.420 de l'application  ·  1er octobre 2026  ·  document interne BMI Togo</w:t>
+      <w:t xml:space="preserve">Version 2.101.421 de l'application  ·  1er octobre 2026  ·  document interne BMI Togo</w:t>
     </w:r>
   </w:p>
 </w:ftr>

--- a/docs/manuel/chapitre-13-devis-et-proformas.docx
+++ b/docs/manuel/chapitre-13-devis-et-proformas.docx
@@ -322,7 +322,7 @@
                 <w:sz w:val="20"/>
                 <w:szCs w:val="20"/>
               </w:rPr>
-              <w:t xml:space="preserve">2.101.421</w:t>
+              <w:t xml:space="preserve">2.101.422</w:t>
             </w:r>
           </w:p>
         </w:tc>
@@ -13089,7 +13089,7 @@
         <w:sz w:val="14"/>
         <w:szCs w:val="14"/>
       </w:rPr>
-      <w:t xml:space="preserve">Version 2.101.421 de l'application  ·  1er octobre 2026  ·  document interne BMI Togo</w:t>
+      <w:t xml:space="preserve">Version 2.101.422 de l'application  ·  1er octobre 2026  ·  document interne BMI Togo</w:t>
     </w:r>
   </w:p>
 </w:ftr>

--- a/docs/manuel/chapitre-13-devis-et-proformas.docx
+++ b/docs/manuel/chapitre-13-devis-et-proformas.docx
@@ -322,7 +322,7 @@
                 <w:sz w:val="20"/>
                 <w:szCs w:val="20"/>
               </w:rPr>
-              <w:t xml:space="preserve">2.101.422</w:t>
+              <w:t xml:space="preserve">2.101.423</w:t>
             </w:r>
           </w:p>
         </w:tc>
@@ -13089,7 +13089,7 @@
         <w:sz w:val="14"/>
         <w:szCs w:val="14"/>
       </w:rPr>
-      <w:t xml:space="preserve">Version 2.101.422 de l'application  ·  1er octobre 2026  ·  document interne BMI Togo</w:t>
+      <w:t xml:space="preserve">Version 2.101.423 de l'application  ·  1er octobre 2026  ·  document interne BMI Togo</w:t>
     </w:r>
   </w:p>
 </w:ftr>

--- a/docs/manuel/chapitre-13-devis-et-proformas.docx
+++ b/docs/manuel/chapitre-13-devis-et-proformas.docx
@@ -322,7 +322,7 @@
                 <w:sz w:val="20"/>
                 <w:szCs w:val="20"/>
               </w:rPr>
-              <w:t xml:space="preserve">2.101.423</w:t>
+              <w:t xml:space="preserve">2.101.424</w:t>
             </w:r>
           </w:p>
         </w:tc>
@@ -13089,7 +13089,7 @@
         <w:sz w:val="14"/>
         <w:szCs w:val="14"/>
       </w:rPr>
-      <w:t xml:space="preserve">Version 2.101.423 de l'application  ·  1er octobre 2026  ·  document interne BMI Togo</w:t>
+      <w:t xml:space="preserve">Version 2.101.424 de l'application  ·  1er octobre 2026  ·  document interne BMI Togo</w:t>
     </w:r>
   </w:p>
 </w:ftr>

--- a/docs/manuel/chapitre-13-devis-et-proformas.docx
+++ b/docs/manuel/chapitre-13-devis-et-proformas.docx
@@ -322,7 +322,7 @@
                 <w:sz w:val="20"/>
                 <w:szCs w:val="20"/>
               </w:rPr>
-              <w:t xml:space="preserve">2.101.424</w:t>
+              <w:t xml:space="preserve">2.101.425</w:t>
             </w:r>
           </w:p>
         </w:tc>
@@ -13089,7 +13089,7 @@
         <w:sz w:val="14"/>
         <w:szCs w:val="14"/>
       </w:rPr>
-      <w:t xml:space="preserve">Version 2.101.424 de l'application  ·  1er octobre 2026  ·  document interne BMI Togo</w:t>
+      <w:t xml:space="preserve">Version 2.101.425 de l'application  ·  1er octobre 2026  ·  document interne BMI Togo</w:t>
     </w:r>
   </w:p>
 </w:ftr>

--- a/docs/manuel/chapitre-13-devis-et-proformas.docx
+++ b/docs/manuel/chapitre-13-devis-et-proformas.docx
@@ -322,7 +322,7 @@
                 <w:sz w:val="20"/>
                 <w:szCs w:val="20"/>
               </w:rPr>
-              <w:t xml:space="preserve">2.101.425</w:t>
+              <w:t xml:space="preserve">2.101.426</w:t>
             </w:r>
           </w:p>
         </w:tc>
@@ -13089,7 +13089,7 @@
         <w:sz w:val="14"/>
         <w:szCs w:val="14"/>
       </w:rPr>
-      <w:t xml:space="preserve">Version 2.101.425 de l'application  ·  1er octobre 2026  ·  document interne BMI Togo</w:t>
+      <w:t xml:space="preserve">Version 2.101.426 de l'application  ·  1er octobre 2026  ·  document interne BMI Togo</w:t>
     </w:r>
   </w:p>
 </w:ftr>

--- a/docs/manuel/chapitre-13-devis-et-proformas.docx
+++ b/docs/manuel/chapitre-13-devis-et-proformas.docx
@@ -322,7 +322,7 @@
                 <w:sz w:val="20"/>
                 <w:szCs w:val="20"/>
               </w:rPr>
-              <w:t xml:space="preserve">2.101.426</w:t>
+              <w:t xml:space="preserve">2.101.427</w:t>
             </w:r>
           </w:p>
         </w:tc>
@@ -13089,7 +13089,7 @@
         <w:sz w:val="14"/>
         <w:szCs w:val="14"/>
       </w:rPr>
-      <w:t xml:space="preserve">Version 2.101.426 de l'application  ·  1er octobre 2026  ·  document interne BMI Togo</w:t>
+      <w:t xml:space="preserve">Version 2.101.427 de l'application  ·  1er octobre 2026  ·  document interne BMI Togo</w:t>
     </w:r>
   </w:p>
 </w:ftr>

--- a/docs/manuel/chapitre-13-devis-et-proformas.docx
+++ b/docs/manuel/chapitre-13-devis-et-proformas.docx
@@ -322,7 +322,7 @@
                 <w:sz w:val="20"/>
                 <w:szCs w:val="20"/>
               </w:rPr>
-              <w:t xml:space="preserve">2.101.427</w:t>
+              <w:t xml:space="preserve">2.101.428</w:t>
             </w:r>
           </w:p>
         </w:tc>
@@ -13089,7 +13089,7 @@
         <w:sz w:val="14"/>
         <w:szCs w:val="14"/>
       </w:rPr>
-      <w:t xml:space="preserve">Version 2.101.427 de l'application  ·  1er octobre 2026  ·  document interne BMI Togo</w:t>
+      <w:t xml:space="preserve">Version 2.101.428 de l'application  ·  1er octobre 2026  ·  document interne BMI Togo</w:t>
     </w:r>
   </w:p>
 </w:ftr>

--- a/docs/manuel/chapitre-13-devis-et-proformas.docx
+++ b/docs/manuel/chapitre-13-devis-et-proformas.docx
@@ -322,7 +322,7 @@
                 <w:sz w:val="20"/>
                 <w:szCs w:val="20"/>
               </w:rPr>
-              <w:t xml:space="preserve">2.101.428</w:t>
+              <w:t xml:space="preserve">2.101.429</w:t>
             </w:r>
           </w:p>
         </w:tc>
@@ -13089,7 +13089,7 @@
         <w:sz w:val="14"/>
         <w:szCs w:val="14"/>
       </w:rPr>
-      <w:t xml:space="preserve">Version 2.101.428 de l'application  ·  1er octobre 2026  ·  document interne BMI Togo</w:t>
+      <w:t xml:space="preserve">Version 2.101.429 de l'application  ·  1er octobre 2026  ·  document interne BMI Togo</w:t>
     </w:r>
   </w:p>
 </w:ftr>

--- a/docs/manuel/chapitre-13-devis-et-proformas.docx
+++ b/docs/manuel/chapitre-13-devis-et-proformas.docx
@@ -322,7 +322,7 @@
                 <w:sz w:val="20"/>
                 <w:szCs w:val="20"/>
               </w:rPr>
-              <w:t xml:space="preserve">2.101.429</w:t>
+              <w:t xml:space="preserve">2.101.430</w:t>
             </w:r>
           </w:p>
         </w:tc>
@@ -13089,7 +13089,7 @@
         <w:sz w:val="14"/>
         <w:szCs w:val="14"/>
       </w:rPr>
-      <w:t xml:space="preserve">Version 2.101.429 de l'application  ·  1er octobre 2026  ·  document interne BMI Togo</w:t>
+      <w:t xml:space="preserve">Version 2.101.430 de l'application  ·  1er octobre 2026  ·  document interne BMI Togo</w:t>
     </w:r>
   </w:p>
 </w:ftr>

--- a/docs/manuel/chapitre-13-devis-et-proformas.docx
+++ b/docs/manuel/chapitre-13-devis-et-proformas.docx
@@ -322,7 +322,7 @@
                 <w:sz w:val="20"/>
                 <w:szCs w:val="20"/>
               </w:rPr>
-              <w:t xml:space="preserve">2.101.430</w:t>
+              <w:t xml:space="preserve">2.101.431</w:t>
             </w:r>
           </w:p>
         </w:tc>
@@ -13089,7 +13089,7 @@
         <w:sz w:val="14"/>
         <w:szCs w:val="14"/>
       </w:rPr>
-      <w:t xml:space="preserve">Version 2.101.430 de l'application  ·  1er octobre 2026  ·  document interne BMI Togo</w:t>
+      <w:t xml:space="preserve">Version 2.101.431 de l'application  ·  1er octobre 2026  ·  document interne BMI Togo</w:t>
     </w:r>
   </w:p>
 </w:ftr>

--- a/docs/manuel/chapitre-13-devis-et-proformas.docx
+++ b/docs/manuel/chapitre-13-devis-et-proformas.docx
@@ -322,7 +322,7 @@
                 <w:sz w:val="20"/>
                 <w:szCs w:val="20"/>
               </w:rPr>
-              <w:t xml:space="preserve">2.101.431</w:t>
+              <w:t xml:space="preserve">2.101.432</w:t>
             </w:r>
           </w:p>
         </w:tc>
@@ -13089,7 +13089,7 @@
         <w:sz w:val="14"/>
         <w:szCs w:val="14"/>
       </w:rPr>
-      <w:t xml:space="preserve">Version 2.101.431 de l'application  ·  1er octobre 2026  ·  document interne BMI Togo</w:t>
+      <w:t xml:space="preserve">Version 2.101.432 de l'application  ·  1er octobre 2026  ·  document interne BMI Togo</w:t>
     </w:r>
   </w:p>
 </w:ftr>

--- a/docs/manuel/chapitre-13-devis-et-proformas.docx
+++ b/docs/manuel/chapitre-13-devis-et-proformas.docx
@@ -322,7 +322,7 @@
                 <w:sz w:val="20"/>
                 <w:szCs w:val="20"/>
               </w:rPr>
-              <w:t xml:space="preserve">2.101.432</w:t>
+              <w:t xml:space="preserve">2.101.433</w:t>
             </w:r>
           </w:p>
         </w:tc>
@@ -2306,7 +2306,7 @@
                 <w:sz w:val="19"/>
                 <w:szCs w:val="19"/>
               </w:rPr>
-              <w:t xml:space="preserve">Une ligne de devis</w:t>
+              <w:t xml:space="preserve">Le filtre de période</w:t>
             </w:r>
           </w:p>
         </w:tc>
@@ -2326,23 +2326,39 @@
                 <w:sz w:val="19"/>
                 <w:szCs w:val="19"/>
               </w:rPr>
-              <w:t xml:space="preserve">Le client, le type, la date, l'auteur et la boutique ; le montant ; les pastilles ; le statut. </w:t>
-            </w:r>
-            <w:r>
-              <w:rPr>
-                <w:b/>
-                <w:bCs/>
-                <w:sz w:val="19"/>
-                <w:szCs w:val="19"/>
-              </w:rPr>
-              <w:t xml:space="preserve">Un clic l'ouvre</w:t>
-            </w:r>
-            <w:r>
-              <w:rPr>
-                <w:sz w:val="19"/>
-                <w:szCs w:val="19"/>
-              </w:rPr>
-              <w:t xml:space="preserve"> : le plan de règlement s'il y en a un, les articles, les boutons.</w:t>
+              <w:t xml:space="preserve">Liste </w:t>
+            </w:r>
+            <w:r>
+              <w:rPr>
+                <w:b/>
+                <w:bCs/>
+                <w:sz w:val="19"/>
+                <w:szCs w:val="19"/>
+              </w:rPr>
+              <w:t xml:space="preserve">« Toute période »</w:t>
+            </w:r>
+            <w:r>
+              <w:rPr>
+                <w:sz w:val="19"/>
+                <w:szCs w:val="19"/>
+              </w:rPr>
+              <w:t xml:space="preserve"> (d'office, à chaque ouverture), Aujourd'hui, Cette semaine, Ce mois, Cette année, ou </w:t>
+            </w:r>
+            <w:r>
+              <w:rPr>
+                <w:b/>
+                <w:bCs/>
+                <w:sz w:val="19"/>
+                <w:szCs w:val="19"/>
+              </w:rPr>
+              <w:t xml:space="preserve">« ✏️ Personnaliser… »</w:t>
+            </w:r>
+            <w:r>
+              <w:rPr>
+                <w:sz w:val="19"/>
+                <w:szCs w:val="19"/>
+              </w:rPr>
+              <w:t xml:space="preserve"> avec deux dates, sur la DATE du devis. La liste et les compteurs des pastilles la suivent ; la bande jaune des devis sans réponse, non (c'est une alerte).</w:t>
             </w:r>
           </w:p>
         </w:tc>
@@ -2365,12 +2381,10 @@
           <w:p>
             <w:r>
               <w:rPr>
-                <w:b/>
-                <w:bCs/>
-                <w:sz w:val="19"/>
-                <w:szCs w:val="19"/>
-              </w:rPr>
-              <w:t xml:space="preserve">☀️ Dimensionnement</w:t>
+                <w:sz w:val="19"/>
+                <w:szCs w:val="19"/>
+              </w:rPr>
+              <w:t xml:space="preserve">Une ligne de devis</w:t>
             </w:r>
           </w:p>
         </w:tc>
@@ -2391,6 +2405,69 @@
                 <w:sz w:val="19"/>
                 <w:szCs w:val="19"/>
               </w:rPr>
+              <w:t xml:space="preserve">Le client, le type, la date, l'auteur et la boutique ; le montant ; les pastilles ; le statut. </w:t>
+            </w:r>
+            <w:r>
+              <w:rPr>
+                <w:b/>
+                <w:bCs/>
+                <w:sz w:val="19"/>
+                <w:szCs w:val="19"/>
+              </w:rPr>
+              <w:t xml:space="preserve">Un clic l'ouvre</w:t>
+            </w:r>
+            <w:r>
+              <w:rPr>
+                <w:sz w:val="19"/>
+                <w:szCs w:val="19"/>
+              </w:rPr>
+              <w:t xml:space="preserve"> : le plan de règlement s'il y en a un, les articles, les boutons.</w:t>
+            </w:r>
+          </w:p>
+        </w:tc>
+      </w:tr>
+      <w:tr>
+        <w:trPr>
+          <w:cantSplit/>
+        </w:trPr>
+        <w:tc>
+          <w:tcPr>
+            <w:tcW w:type="dxa" w:w="3100"/>
+            <w:tcMar>
+              <w:top w:type="dxa" w:w="100"/>
+              <w:left w:type="dxa" w:w="140"/>
+              <w:bottom w:type="dxa" w:w="100"/>
+              <w:right w:type="dxa" w:w="140"/>
+            </w:tcMar>
+          </w:tcPr>
+          <w:p>
+            <w:r>
+              <w:rPr>
+                <w:b/>
+                <w:bCs/>
+                <w:sz w:val="19"/>
+                <w:szCs w:val="19"/>
+              </w:rPr>
+              <w:t xml:space="preserve">☀️ Dimensionnement</w:t>
+            </w:r>
+          </w:p>
+        </w:tc>
+        <w:tc>
+          <w:tcPr>
+            <w:tcW w:type="dxa" w:w="6200"/>
+            <w:tcMar>
+              <w:top w:type="dxa" w:w="100"/>
+              <w:left w:type="dxa" w:w="140"/>
+              <w:bottom w:type="dxa" w:w="100"/>
+              <w:right w:type="dxa" w:w="140"/>
+            </w:tcMar>
+          </w:tcPr>
+          <w:p>
+            <w:r>
+              <w:rPr>
+                <w:sz w:val="19"/>
+                <w:szCs w:val="19"/>
+              </w:rPr>
               <w:t xml:space="preserve">Où le devis s'établit et part (chapitres 11 et 12). </w:t>
             </w:r>
             <w:r>
@@ -2408,101 +2485,6 @@
                 <w:szCs w:val="19"/>
               </w:rPr>
               <w:t xml:space="preserve"> y ramène, le devis rempli.</w:t>
-            </w:r>
-          </w:p>
-        </w:tc>
-      </w:tr>
-      <w:tr>
-        <w:trPr>
-          <w:cantSplit/>
-        </w:trPr>
-        <w:tc>
-          <w:tcPr>
-            <w:tcW w:type="dxa" w:w="3100"/>
-            <w:tcMar>
-              <w:top w:type="dxa" w:w="100"/>
-              <w:left w:type="dxa" w:w="140"/>
-              <w:bottom w:type="dxa" w:w="100"/>
-              <w:right w:type="dxa" w:w="140"/>
-            </w:tcMar>
-          </w:tcPr>
-          <w:p>
-            <w:r>
-              <w:rPr>
-                <w:b/>
-                <w:bCs/>
-                <w:sz w:val="19"/>
-                <w:szCs w:val="19"/>
-              </w:rPr>
-              <w:t xml:space="preserve">💰 Ventes</w:t>
-            </w:r>
-          </w:p>
-        </w:tc>
-        <w:tc>
-          <w:tcPr>
-            <w:tcW w:type="dxa" w:w="6200"/>
-            <w:tcMar>
-              <w:top w:type="dxa" w:w="100"/>
-              <w:left w:type="dxa" w:w="140"/>
-              <w:bottom w:type="dxa" w:w="100"/>
-              <w:right w:type="dxa" w:w="140"/>
-            </w:tcMar>
-          </w:tcPr>
-          <w:p>
-            <w:r>
-              <w:rPr>
-                <w:sz w:val="19"/>
-                <w:szCs w:val="19"/>
-              </w:rPr>
-              <w:t xml:space="preserve">Sous le panier : </w:t>
-            </w:r>
-            <w:r>
-              <w:rPr>
-                <w:b/>
-                <w:bCs/>
-                <w:sz w:val="19"/>
-                <w:szCs w:val="19"/>
-              </w:rPr>
-              <w:t xml:space="preserve">🧾 Proforma WhatsApp</w:t>
-            </w:r>
-            <w:r>
-              <w:rPr>
-                <w:sz w:val="19"/>
-                <w:szCs w:val="19"/>
-              </w:rPr>
-              <w:t xml:space="preserve"> et </w:t>
-            </w:r>
-            <w:r>
-              <w:rPr>
-                <w:b/>
-                <w:bCs/>
-                <w:sz w:val="19"/>
-                <w:szCs w:val="19"/>
-              </w:rPr>
-              <w:t xml:space="preserve">🖨️</w:t>
-            </w:r>
-            <w:r>
-              <w:rPr>
-                <w:sz w:val="19"/>
-                <w:szCs w:val="19"/>
-              </w:rPr>
-              <w:t xml:space="preserve"> (imprimer). Au-dessus de la liste : la vue </w:t>
-            </w:r>
-            <w:r>
-              <w:rPr>
-                <w:b/>
-                <w:bCs/>
-                <w:sz w:val="19"/>
-                <w:szCs w:val="19"/>
-              </w:rPr>
-              <w:t xml:space="preserve">🧾 Proformas (N)</w:t>
-            </w:r>
-            <w:r>
-              <w:rPr>
-                <w:sz w:val="19"/>
-                <w:szCs w:val="19"/>
-              </w:rPr>
-              <w:t xml:space="preserve">.</w:t>
             </w:r>
           </w:p>
         </w:tc>
@@ -2530,7 +2512,7 @@
                 <w:sz w:val="19"/>
                 <w:szCs w:val="19"/>
               </w:rPr>
-              <w:t xml:space="preserve">L'espace client</w:t>
+              <w:t xml:space="preserve">💰 Ventes</w:t>
             </w:r>
           </w:p>
         </w:tc>
@@ -2538,6 +2520,101 @@
           <w:tcPr>
             <w:tcW w:type="dxa" w:w="6200"/>
             <w:shd w:fill="F8FAFC" w:color="auto" w:val="clear"/>
+            <w:tcMar>
+              <w:top w:type="dxa" w:w="100"/>
+              <w:left w:type="dxa" w:w="140"/>
+              <w:bottom w:type="dxa" w:w="100"/>
+              <w:right w:type="dxa" w:w="140"/>
+            </w:tcMar>
+          </w:tcPr>
+          <w:p>
+            <w:r>
+              <w:rPr>
+                <w:sz w:val="19"/>
+                <w:szCs w:val="19"/>
+              </w:rPr>
+              <w:t xml:space="preserve">Sous le panier : </w:t>
+            </w:r>
+            <w:r>
+              <w:rPr>
+                <w:b/>
+                <w:bCs/>
+                <w:sz w:val="19"/>
+                <w:szCs w:val="19"/>
+              </w:rPr>
+              <w:t xml:space="preserve">🧾 Proforma WhatsApp</w:t>
+            </w:r>
+            <w:r>
+              <w:rPr>
+                <w:sz w:val="19"/>
+                <w:szCs w:val="19"/>
+              </w:rPr>
+              <w:t xml:space="preserve"> et </w:t>
+            </w:r>
+            <w:r>
+              <w:rPr>
+                <w:b/>
+                <w:bCs/>
+                <w:sz w:val="19"/>
+                <w:szCs w:val="19"/>
+              </w:rPr>
+              <w:t xml:space="preserve">🖨️</w:t>
+            </w:r>
+            <w:r>
+              <w:rPr>
+                <w:sz w:val="19"/>
+                <w:szCs w:val="19"/>
+              </w:rPr>
+              <w:t xml:space="preserve"> (imprimer). Au-dessus de la liste : la vue </w:t>
+            </w:r>
+            <w:r>
+              <w:rPr>
+                <w:b/>
+                <w:bCs/>
+                <w:sz w:val="19"/>
+                <w:szCs w:val="19"/>
+              </w:rPr>
+              <w:t xml:space="preserve">🧾 Proformas (N)</w:t>
+            </w:r>
+            <w:r>
+              <w:rPr>
+                <w:sz w:val="19"/>
+                <w:szCs w:val="19"/>
+              </w:rPr>
+              <w:t xml:space="preserve">.</w:t>
+            </w:r>
+          </w:p>
+        </w:tc>
+      </w:tr>
+      <w:tr>
+        <w:trPr>
+          <w:cantSplit/>
+        </w:trPr>
+        <w:tc>
+          <w:tcPr>
+            <w:tcW w:type="dxa" w:w="3100"/>
+            <w:tcMar>
+              <w:top w:type="dxa" w:w="100"/>
+              <w:left w:type="dxa" w:w="140"/>
+              <w:bottom w:type="dxa" w:w="100"/>
+              <w:right w:type="dxa" w:w="140"/>
+            </w:tcMar>
+          </w:tcPr>
+          <w:p>
+            <w:r>
+              <w:rPr>
+                <w:b/>
+                <w:bCs/>
+                <w:sz w:val="19"/>
+                <w:szCs w:val="19"/>
+              </w:rPr>
+              <w:t xml:space="preserve">L'espace client</w:t>
+            </w:r>
+          </w:p>
+        </w:tc>
+        <w:tc>
+          <w:tcPr>
+            <w:tcW w:type="dxa" w:w="6200"/>
             <w:tcMar>
               <w:top w:type="dxa" w:w="100"/>
               <w:left w:type="dxa" w:w="140"/>
@@ -13089,7 +13166,7 @@
         <w:sz w:val="14"/>
         <w:szCs w:val="14"/>
       </w:rPr>
-      <w:t xml:space="preserve">Version 2.101.432 de l'application  ·  1er octobre 2026  ·  document interne BMI Togo</w:t>
+      <w:t xml:space="preserve">Version 2.101.433 de l'application  ·  1er octobre 2026  ·  document interne BMI Togo</w:t>
     </w:r>
   </w:p>
 </w:ftr>

--- a/docs/manuel/chapitre-13-devis-et-proformas.docx
+++ b/docs/manuel/chapitre-13-devis-et-proformas.docx
@@ -322,7 +322,7 @@
                 <w:sz w:val="20"/>
                 <w:szCs w:val="20"/>
               </w:rPr>
-              <w:t xml:space="preserve">2.101.433</w:t>
+              <w:t xml:space="preserve">2.101.434</w:t>
             </w:r>
           </w:p>
         </w:tc>
@@ -13166,7 +13166,7 @@
         <w:sz w:val="14"/>
         <w:szCs w:val="14"/>
       </w:rPr>
-      <w:t xml:space="preserve">Version 2.101.433 de l'application  ·  1er octobre 2026  ·  document interne BMI Togo</w:t>
+      <w:t xml:space="preserve">Version 2.101.434 de l'application  ·  1er octobre 2026  ·  document interne BMI Togo</w:t>
     </w:r>
   </w:p>
 </w:ftr>

--- a/docs/manuel/chapitre-13-devis-et-proformas.docx
+++ b/docs/manuel/chapitre-13-devis-et-proformas.docx
@@ -322,7 +322,7 @@
                 <w:sz w:val="20"/>
                 <w:szCs w:val="20"/>
               </w:rPr>
-              <w:t xml:space="preserve">2.101.434</w:t>
+              <w:t xml:space="preserve">2.101.435</w:t>
             </w:r>
           </w:p>
         </w:tc>
@@ -13166,7 +13166,7 @@
         <w:sz w:val="14"/>
         <w:szCs w:val="14"/>
       </w:rPr>
-      <w:t xml:space="preserve">Version 2.101.434 de l'application  ·  1er octobre 2026  ·  document interne BMI Togo</w:t>
+      <w:t xml:space="preserve">Version 2.101.435 de l'application  ·  1er octobre 2026  ·  document interne BMI Togo</w:t>
     </w:r>
   </w:p>
 </w:ftr>

--- a/docs/manuel/chapitre-13-devis-et-proformas.docx
+++ b/docs/manuel/chapitre-13-devis-et-proformas.docx
@@ -322,7 +322,7 @@
                 <w:sz w:val="20"/>
                 <w:szCs w:val="20"/>
               </w:rPr>
-              <w:t xml:space="preserve">2.101.435</w:t>
+              <w:t xml:space="preserve">2.101.436</w:t>
             </w:r>
           </w:p>
         </w:tc>
@@ -13166,7 +13166,7 @@
         <w:sz w:val="14"/>
         <w:szCs w:val="14"/>
       </w:rPr>
-      <w:t xml:space="preserve">Version 2.101.435 de l'application  ·  1er octobre 2026  ·  document interne BMI Togo</w:t>
+      <w:t xml:space="preserve">Version 2.101.436 de l'application  ·  1er octobre 2026  ·  document interne BMI Togo</w:t>
     </w:r>
   </w:p>
 </w:ftr>

--- a/docs/manuel/chapitre-13-devis-et-proformas.docx
+++ b/docs/manuel/chapitre-13-devis-et-proformas.docx
@@ -322,7 +322,7 @@
                 <w:sz w:val="20"/>
                 <w:szCs w:val="20"/>
               </w:rPr>
-              <w:t xml:space="preserve">2.101.436</w:t>
+              <w:t xml:space="preserve">2.101.437</w:t>
             </w:r>
           </w:p>
         </w:tc>
@@ -13166,7 +13166,7 @@
         <w:sz w:val="14"/>
         <w:szCs w:val="14"/>
       </w:rPr>
-      <w:t xml:space="preserve">Version 2.101.436 de l'application  ·  1er octobre 2026  ·  document interne BMI Togo</w:t>
+      <w:t xml:space="preserve">Version 2.101.437 de l'application  ·  1er octobre 2026  ·  document interne BMI Togo</w:t>
     </w:r>
   </w:p>
 </w:ftr>
